--- a/artifacts/HR-03/build/draft-feedback-ca-002-staff-engineer.docx
+++ b/artifacts/HR-03/build/draft-feedback-ca-002-staff-engineer.docx
@@ -69,18 +69,6 @@
       </w:pPr>
       <w:r>
         <w:t xml:space="preserve">Interviewer: Gideon Loxley (Staff Engineer)</w:t>
-      </w:r>
-    </w:p>
-    <w:p>
-      <w:pPr>
-        <w:pStyle w:val="Compact"/>
-        <w:numPr>
-          <w:ilvl w:val="0"/>
-          <w:numId w:val="1001"/>
-        </w:numPr>
-      </w:pPr>
-      <w:r>
-        <w:t xml:space="preserve">Format: design working session</w:t>
       </w:r>
     </w:p>
     <w:p>
